--- a/p3/submission/p3_vietnam_manuscript_full.docx
+++ b/p3/submission/p3_vietnam_manuscript_full.docx
@@ -64,7 +64,7 @@
         <w:t xml:space="preserve"> </w:t>
       </w:r>
       <w:r>
-        <w:t xml:space="preserve">Asia Pacific Journal of Management (APJM)</w:t>
+        <w:t xml:space="preserve">Journal of Asia Business Studies (JABS), Emerald Publishing</w:t>
       </w:r>
     </w:p>
     <w:p>
@@ -82,7 +82,7 @@
         <w:t xml:space="preserve"> </w:t>
       </w:r>
       <w:r>
-        <w:t xml:space="preserve">10 May 2026</w:t>
+        <w:t xml:space="preserve">12 May 2026</w:t>
       </w:r>
     </w:p>
     <w:p>
@@ -1508,7 +1508,7 @@
           <w:iCs/>
           <w:i/>
         </w:rPr>
-        <w:t xml:space="preserve">12 May 2026 — v12 Phase 9 (NotebookLM critique applied: §2.4 two-mechanism framing, §1.1/§1.3/Abstract/Highlights step-function elevation, §5.4 threshold-conditioned capital allocation)</w:t>
+        <w:t xml:space="preserve">12 May 2026 — v13</w:t>
       </w:r>
     </w:p>
     <w:p>
@@ -1520,7 +1520,7 @@
           <w:iCs/>
           <w:i/>
         </w:rPr>
-        <w:t xml:space="preserve">Target journal: Asia Pacific Journal of Management (APJM)</w:t>
+        <w:t xml:space="preserve">Target journal: Journal of Asia Business Studies (JABS), Emerald Publishing</w:t>
       </w:r>
     </w:p>
     <w:p>
@@ -2308,35 +2308,7 @@
         <w:t xml:space="preserve"> </w:t>
       </w:r>
       <w:r>
-        <w:t xml:space="preserve">Third, the study introduces a lifecycle interpretation of digital internationalisation.</w:t>
-      </w:r>
-    </w:p>
-    <w:p>
-      <w:pPr>
-        <w:pStyle w:val="BodyText"/>
-      </w:pPr>
-      <w:r>
-        <w:t xml:space="preserve">The</w:t>
-      </w:r>
-    </w:p>
-    <w:p>
-      <w:pPr>
-        <w:pStyle w:val="BodyText"/>
-      </w:pPr>
-      <w:r>
-        <w:t xml:space="preserve">evidence suggests that digital capability is neither a universally stable premium nor a uniformly</w:t>
-      </w:r>
-      <w:r>
-        <w:t xml:space="preserve"> </w:t>
-      </w:r>
-      <w:r>
-        <w:t xml:space="preserve">ineffective resource. Instead, it is an uneven and stage-dependent source of performance heterogeneity. This perspective helps explain why pooled average effects may coexist with substantial</w:t>
-      </w:r>
-      <w:r>
-        <w:t xml:space="preserve"> </w:t>
-      </w:r>
-      <w:r>
-        <w:t xml:space="preserve">wave-specific differences.</w:t>
+        <w:t xml:space="preserve">Third, the study introduces a cross-wave, stage-dependency interpretation of digital internationalisation. Because the WBES data are repeated cross-sections rather than a firm panel, within-firm trajectories cannot be directly observed; the cross-wave evidence nonetheless suggests that digital capability is neither a universally stable premium nor a uniformly ineffective resource. Instead, it appears as an uneven and snapshot-contingent source of performance heterogeneity across institutional phases. This perspective helps explain why pooled average effects may coexist with substantial wave-specific differences.</w:t>
       </w:r>
     </w:p>
     <w:p>
@@ -6512,7 +6484,7 @@
         <w:pStyle w:val="BodyText"/>
       </w:pPr>
       <w:r>
-        <w:t xml:space="preserve">Measurement-sensitivity probes confirm that core inferences do not depend on composite construction. Enriching TCI with R&amp;D and product-innovation items (Panel A) attenuates the TCI coefficient modestly but does not alter qualitative conclusions. The enriched DAI_rich composite (Tier 1–2, Panel B) yields directionally consistent moderation in 2023 with weaker significance. Micro-firm exclusion (Panel D) preserves the inverted-U and TCI associations. Paternoster et al. cross-wave z-tests (Panel F) confirm that the DAI lifecycle shift is statistically distinguishable while curvature parameters share a common pooled magnitude. Panel-level estimates are reported in Online Appendix Tables C–F.</w:t>
+        <w:t xml:space="preserve">Measurement-sensitivity probes confirm that core inferences do not depend on composite construction. Enriching TCI with R&amp;D and product-innovation items (Panel A) attenuates the TCI coefficient modestly but does not alter qualitative conclusions. The enriched DAI_rich composite (Tier 1–2, Panel B) yields directionally consistent moderation in 2023 with weaker significance. Micro-firm exclusion (Panel D) preserves the inverted-U and TCI associations. Paternoster et al. cross-wave z-tests (Panel F) confirm that the DAI cross-wave shift is statistically distinguishable while curvature parameters share a common pooled magnitude. Panel-level estimates are reported in Online Appendix Tables C–F.</w:t>
       </w:r>
     </w:p>
     <w:p>
@@ -18570,6 +18542,14 @@
         <w:t xml:space="preserve">5. Discussion</w:t>
       </w:r>
     </w:p>
+    <w:p>
+      <w:pPr>
+        <w:pStyle w:val="FirstParagraph"/>
+      </w:pPr>
+      <w:r>
+        <w:t xml:space="preserve">The results should first be located against the meta-analytic baseline. Wu, Fan, and Chen (2022, MIR) establish a positive average I–P relationship for emerging-market multinationals — a useful macro-level anchor, but one that aggregates across institutional contexts in which the functional form may vary substantially. Country-level heterogeneity in the I–P curve shape remains under-specified in that meta-analysis. Vietnam — as a single-party transitional economy with rapid but uneven digital infrastructure uptake — provides a critical test of whether the pooled meta-level estimate masks functional-form nonlinearity at the within-country level. The present evidence is consistent with that concern: the inverted-U is robust within Vietnam but is driven predominantly by a participation-margin step rather than by within-exporter saturation, a structure that pooling across exporters and non-exporters in cross-country meta-analyses would tend to inflate into an apparent continuous curvature. The within-Vietnam temporal durability of the threshold (39–46 % band sustained across 14 years) additionally confirms that institutional context — held constant in this single-country design — stabilises the curve shape in a way that cross-country designs cannot isolate. Our finding of a reproducible inverted-U at FSTS ≈ 39–46% in Vietnam, despite the cross-national skepticism articulated by Pisani, Garcia-Bernardo, and Heemskerk (2020, SMJ), is consistent with the view that single-country institutional contexts retain functional-form heterogeneity that pooled cross-national samples obscure through aggregation.</w:t>
+      </w:r>
+    </w:p>
     <w:bookmarkStart w:id="57" w:name="X45b04fa3b40d11388c7a41a1d622c5668243784"/>
     <w:p>
       <w:pPr>
@@ -18640,7 +18620,7 @@
         <w:t xml:space="preserve"> </w:t>
       </w:r>
       <w:r>
-        <w:t xml:space="preserve">stand in the broader lifecycle of internationalisation and transition.</w:t>
+        <w:t xml:space="preserve">stand in the broader trajectory of internationalisation and transition, as captured in repeated cross-sectional snapshots rather than within-firm longitudinal records.</w:t>
       </w:r>
     </w:p>
     <w:bookmarkEnd w:id="57"/>
@@ -19424,7 +19404,7 @@
         <w:t xml:space="preserve"> </w:t>
       </w:r>
       <w:r>
-        <w:t xml:space="preserve">Third, the lifecycle reading suggests that policy evaluation windows matter.</w:t>
+        <w:t xml:space="preserve">Third, the cross-wave comparison — which, given the repeated cross-sectional design, reflects cohort-level snapshots rather than within-firm trajectories — suggests that policy evaluation windows matter.</w:t>
       </w:r>
     </w:p>
     <w:p>
@@ -19460,7 +19440,7 @@
         <w:t xml:space="preserve"> </w:t>
       </w:r>
       <w:r>
-        <w:t xml:space="preserve">takes the lifecycle structure seriously will couple short-window outcome measurement with sustained measurement of the capability and infrastructure environment in which firms operate. In the Vietnamese context, the World Bank (2025b)</w:t>
+        <w:t xml:space="preserve">takes the wave-specific structural differences seriously will couple short-window outcome measurement with sustained measurement of the capability and infrastructure environment in which firms operate. In the Vietnamese context, the World Bank (2025b)</w:t>
       </w:r>
       <w:r>
         <w:t xml:space="preserve"> </w:t>
@@ -19573,7 +19553,7 @@
         <w:t xml:space="preserve"> </w:t>
       </w:r>
       <w:r>
-        <w:t xml:space="preserve">2023 observation window, but the lifecycle pattern documented here may not generalise without</w:t>
+        <w:t xml:space="preserve">2023 observation window, but the cross-wave pattern documented here may not generalise without</w:t>
       </w:r>
       <w:r>
         <w:t xml:space="preserve"> </w:t>
@@ -19629,7 +19609,7 @@
         <w:t xml:space="preserve"> </w:t>
       </w:r>
       <w:r>
-        <w:t xml:space="preserve">The lifecycle interpretation therefore rests primarily on the directional consistency of the wavespecific estimates and on the concentration of the digital signal in 2023, rather than on uniformly</w:t>
+        <w:t xml:space="preserve">The cross-wave comparison therefore rests primarily on the directional consistency of the wave-specific estimates and on the concentration of the digital signal in 2023, rather than on uniformly</w:t>
       </w:r>
       <w:r>
         <w:t xml:space="preserve"> </w:t>
